--- a/semester 2/BI/BI.docx
+++ b/semester 2/BI/BI.docx
@@ -4,28 +4,60 @@
   <w:body>
     <w:p>
       <w:pPr>
+        <w:jc w:val="both"/>
         <w:rPr>
+          <w:sz w:val="24"/>
+          <w:szCs w:val="24"/>
           <w:lang w:val="en-US"/>
         </w:rPr>
       </w:pPr>
       <w:r>
         <w:rPr>
+          <w:sz w:val="24"/>
+          <w:szCs w:val="24"/>
           <w:lang w:val="en-US"/>
         </w:rPr>
-        <w:t>Single feature</w:t>
+        <w:t>Dari data saham bank bca selama 5 tahun (2021-2025) dengan jumlah data sebanyak 1204</w:t>
       </w:r>
-    </w:p>
-    <w:p>
-      <w:pPr>
+      <w:r>
         <w:rPr>
+          <w:sz w:val="24"/>
+          <w:szCs w:val="24"/>
           <w:lang w:val="en-US"/>
         </w:rPr>
-      </w:pPr>
+        <w:t>. Data saham bank BCA ini diambil dari Yahoo Finance</w:t>
+      </w:r>
       <w:r>
         <w:rPr>
+          <w:sz w:val="24"/>
+          <w:szCs w:val="24"/>
           <w:lang w:val="en-US"/>
         </w:rPr>
-        <w:t>Dari data saham bank bca selama 5 tahun (2021-2025) dengan jumlah data sebanyak 1204 dengan output Naik sebanyak 530 (44%), Turun sebanyak 554 (46%) dan Stabil sebanyak 120 (10%). Data-data ini akan di olah lebih lanjut dan dibagi pertahun dan perbulan untuk mengatahui pada bulan apa saja saham bbca mengalami kenaikan, penuruan dan stabil.</w:t>
+        <w:t>. Data saham ini masih belum ada keterangan naik, stabil atau turun, maka dari itu perlu diberi keterangan untuk setiap jenis data per transaksi harian. Setelah data di beri keterangan, ditemukan data</w:t>
+      </w:r>
+      <w:r>
+        <w:rPr>
+          <w:sz w:val="24"/>
+          <w:szCs w:val="24"/>
+          <w:lang w:val="en-US"/>
+        </w:rPr>
+        <w:t xml:space="preserve"> dengan </w:t>
+      </w:r>
+      <w:r>
+        <w:rPr>
+          <w:sz w:val="24"/>
+          <w:szCs w:val="24"/>
+          <w:lang w:val="en-US"/>
+        </w:rPr>
+        <w:t>keterangan N</w:t>
+      </w:r>
+      <w:r>
+        <w:rPr>
+          <w:sz w:val="24"/>
+          <w:szCs w:val="24"/>
+          <w:lang w:val="en-US"/>
+        </w:rPr>
+        <w:t>aik sebanyak 530 (44%), Turun sebanyak 554 (46%) dan Stabil sebanyak 120 (10%).</w:t>
       </w:r>
     </w:p>
     <w:sectPr>
